--- a/artifacts/hito1/final-delivery/SAPI_Hito1_Informe_Final.docx
+++ b/artifacts/hito1/final-delivery/SAPI_Hito1_Informe_Final.docx
@@ -174,11 +174,7 @@
           </w:pPr>
           <w:r>
             <w:fldChar w:fldCharType="begin"/>
-          </w:r>
-          <w:r>
             <w:instrText>TOC \h \o "1-2"</w:instrText>
-          </w:r>
-          <w:r>
             <w:fldChar w:fldCharType="separate"/>
           </w:r>
           <w:hyperlink w:anchor="_Toc239706012" w:history="1">
@@ -194,40 +190,10 @@
                 <w:noProof/>
               </w:rPr>
               <w:tab/>
-            </w:r>
-            <w:r>
-              <w:rPr>
-                <w:noProof/>
-              </w:rPr>
               <w:fldChar w:fldCharType="begin"/>
-            </w:r>
-            <w:r>
-              <w:rPr>
-                <w:noProof/>
-              </w:rPr>
               <w:instrText xml:space="preserve"> PAGEREF _Toc239706012 \h </w:instrText>
-            </w:r>
-            <w:r>
-              <w:rPr>
-                <w:noProof/>
-              </w:rPr>
-            </w:r>
-            <w:r>
-              <w:rPr>
-                <w:noProof/>
-              </w:rPr>
               <w:fldChar w:fldCharType="separate"/>
-            </w:r>
-            <w:r>
-              <w:rPr>
-                <w:noProof/>
-              </w:rPr>
               <w:t>2</w:t>
-            </w:r>
-            <w:r>
-              <w:rPr>
-                <w:noProof/>
-              </w:rPr>
               <w:fldChar w:fldCharType="end"/>
             </w:r>
           </w:hyperlink>
@@ -261,40 +227,10 @@
                 <w:noProof/>
               </w:rPr>
               <w:tab/>
-            </w:r>
-            <w:r>
-              <w:rPr>
-                <w:noProof/>
-              </w:rPr>
               <w:fldChar w:fldCharType="begin"/>
-            </w:r>
-            <w:r>
-              <w:rPr>
-                <w:noProof/>
-              </w:rPr>
               <w:instrText xml:space="preserve"> PAGEREF _Toc239706013 \h </w:instrText>
-            </w:r>
-            <w:r>
-              <w:rPr>
-                <w:noProof/>
-              </w:rPr>
-            </w:r>
-            <w:r>
-              <w:rPr>
-                <w:noProof/>
-              </w:rPr>
               <w:fldChar w:fldCharType="separate"/>
-            </w:r>
-            <w:r>
-              <w:rPr>
-                <w:noProof/>
-              </w:rPr>
               <w:t>3</w:t>
-            </w:r>
-            <w:r>
-              <w:rPr>
-                <w:noProof/>
-              </w:rPr>
               <w:fldChar w:fldCharType="end"/>
             </w:r>
           </w:hyperlink>
@@ -328,40 +264,10 @@
                 <w:noProof/>
               </w:rPr>
               <w:tab/>
-            </w:r>
-            <w:r>
-              <w:rPr>
-                <w:noProof/>
-              </w:rPr>
               <w:fldChar w:fldCharType="begin"/>
-            </w:r>
-            <w:r>
-              <w:rPr>
-                <w:noProof/>
-              </w:rPr>
               <w:instrText xml:space="preserve"> PAGEREF _Toc239706014 \h </w:instrText>
-            </w:r>
-            <w:r>
-              <w:rPr>
-                <w:noProof/>
-              </w:rPr>
-            </w:r>
-            <w:r>
-              <w:rPr>
-                <w:noProof/>
-              </w:rPr>
               <w:fldChar w:fldCharType="separate"/>
-            </w:r>
-            <w:r>
-              <w:rPr>
-                <w:noProof/>
-              </w:rPr>
               <w:t>3</w:t>
-            </w:r>
-            <w:r>
-              <w:rPr>
-                <w:noProof/>
-              </w:rPr>
               <w:fldChar w:fldCharType="end"/>
             </w:r>
           </w:hyperlink>
@@ -395,40 +301,10 @@
                 <w:noProof/>
               </w:rPr>
               <w:tab/>
-            </w:r>
-            <w:r>
-              <w:rPr>
-                <w:noProof/>
-              </w:rPr>
               <w:fldChar w:fldCharType="begin"/>
-            </w:r>
-            <w:r>
-              <w:rPr>
-                <w:noProof/>
-              </w:rPr>
               <w:instrText xml:space="preserve"> PAGEREF _Toc239706015 \h </w:instrText>
-            </w:r>
-            <w:r>
-              <w:rPr>
-                <w:noProof/>
-              </w:rPr>
-            </w:r>
-            <w:r>
-              <w:rPr>
-                <w:noProof/>
-              </w:rPr>
               <w:fldChar w:fldCharType="separate"/>
-            </w:r>
-            <w:r>
-              <w:rPr>
-                <w:noProof/>
-              </w:rPr>
               <w:t>3</w:t>
-            </w:r>
-            <w:r>
-              <w:rPr>
-                <w:noProof/>
-              </w:rPr>
               <w:fldChar w:fldCharType="end"/>
             </w:r>
           </w:hyperlink>
@@ -462,40 +338,10 @@
                 <w:noProof/>
               </w:rPr>
               <w:tab/>
-            </w:r>
-            <w:r>
-              <w:rPr>
-                <w:noProof/>
-              </w:rPr>
               <w:fldChar w:fldCharType="begin"/>
-            </w:r>
-            <w:r>
-              <w:rPr>
-                <w:noProof/>
-              </w:rPr>
               <w:instrText xml:space="preserve"> PAGEREF _Toc239706016 \h </w:instrText>
-            </w:r>
-            <w:r>
-              <w:rPr>
-                <w:noProof/>
-              </w:rPr>
-            </w:r>
-            <w:r>
-              <w:rPr>
-                <w:noProof/>
-              </w:rPr>
               <w:fldChar w:fldCharType="separate"/>
-            </w:r>
-            <w:r>
-              <w:rPr>
-                <w:noProof/>
-              </w:rPr>
               <w:t>4</w:t>
-            </w:r>
-            <w:r>
-              <w:rPr>
-                <w:noProof/>
-              </w:rPr>
               <w:fldChar w:fldCharType="end"/>
             </w:r>
           </w:hyperlink>
@@ -529,40 +375,10 @@
                 <w:noProof/>
               </w:rPr>
               <w:tab/>
-            </w:r>
-            <w:r>
-              <w:rPr>
-                <w:noProof/>
-              </w:rPr>
               <w:fldChar w:fldCharType="begin"/>
-            </w:r>
-            <w:r>
-              <w:rPr>
-                <w:noProof/>
-              </w:rPr>
               <w:instrText xml:space="preserve"> PAGEREF _Toc239706017 \h </w:instrText>
-            </w:r>
-            <w:r>
-              <w:rPr>
-                <w:noProof/>
-              </w:rPr>
-            </w:r>
-            <w:r>
-              <w:rPr>
-                <w:noProof/>
-              </w:rPr>
               <w:fldChar w:fldCharType="separate"/>
-            </w:r>
-            <w:r>
-              <w:rPr>
-                <w:noProof/>
-              </w:rPr>
               <w:t>4</w:t>
-            </w:r>
-            <w:r>
-              <w:rPr>
-                <w:noProof/>
-              </w:rPr>
               <w:fldChar w:fldCharType="end"/>
             </w:r>
           </w:hyperlink>
@@ -596,40 +412,10 @@
                 <w:noProof/>
               </w:rPr>
               <w:tab/>
-            </w:r>
-            <w:r>
-              <w:rPr>
-                <w:noProof/>
-              </w:rPr>
               <w:fldChar w:fldCharType="begin"/>
-            </w:r>
-            <w:r>
-              <w:rPr>
-                <w:noProof/>
-              </w:rPr>
               <w:instrText xml:space="preserve"> PAGEREF _Toc239706018 \h </w:instrText>
-            </w:r>
-            <w:r>
-              <w:rPr>
-                <w:noProof/>
-              </w:rPr>
-            </w:r>
-            <w:r>
-              <w:rPr>
-                <w:noProof/>
-              </w:rPr>
               <w:fldChar w:fldCharType="separate"/>
-            </w:r>
-            <w:r>
-              <w:rPr>
-                <w:noProof/>
-              </w:rPr>
               <w:t>4</w:t>
-            </w:r>
-            <w:r>
-              <w:rPr>
-                <w:noProof/>
-              </w:rPr>
               <w:fldChar w:fldCharType="end"/>
             </w:r>
           </w:hyperlink>
@@ -663,40 +449,10 @@
                 <w:noProof/>
               </w:rPr>
               <w:tab/>
-            </w:r>
-            <w:r>
-              <w:rPr>
-                <w:noProof/>
-              </w:rPr>
               <w:fldChar w:fldCharType="begin"/>
-            </w:r>
-            <w:r>
-              <w:rPr>
-                <w:noProof/>
-              </w:rPr>
               <w:instrText xml:space="preserve"> PAGEREF _Toc239706019 \h </w:instrText>
-            </w:r>
-            <w:r>
-              <w:rPr>
-                <w:noProof/>
-              </w:rPr>
-            </w:r>
-            <w:r>
-              <w:rPr>
-                <w:noProof/>
-              </w:rPr>
               <w:fldChar w:fldCharType="separate"/>
-            </w:r>
-            <w:r>
-              <w:rPr>
-                <w:noProof/>
-              </w:rPr>
               <w:t>5</w:t>
-            </w:r>
-            <w:r>
-              <w:rPr>
-                <w:noProof/>
-              </w:rPr>
               <w:fldChar w:fldCharType="end"/>
             </w:r>
           </w:hyperlink>
@@ -730,40 +486,10 @@
                 <w:noProof/>
               </w:rPr>
               <w:tab/>
-            </w:r>
-            <w:r>
-              <w:rPr>
-                <w:noProof/>
-              </w:rPr>
               <w:fldChar w:fldCharType="begin"/>
-            </w:r>
-            <w:r>
-              <w:rPr>
-                <w:noProof/>
-              </w:rPr>
               <w:instrText xml:space="preserve"> PAGEREF _Toc239706020 \h </w:instrText>
-            </w:r>
-            <w:r>
-              <w:rPr>
-                <w:noProof/>
-              </w:rPr>
-            </w:r>
-            <w:r>
-              <w:rPr>
-                <w:noProof/>
-              </w:rPr>
               <w:fldChar w:fldCharType="separate"/>
-            </w:r>
-            <w:r>
-              <w:rPr>
-                <w:noProof/>
-              </w:rPr>
               <w:t>6</w:t>
-            </w:r>
-            <w:r>
-              <w:rPr>
-                <w:noProof/>
-              </w:rPr>
               <w:fldChar w:fldCharType="end"/>
             </w:r>
           </w:hyperlink>
@@ -797,40 +523,10 @@
                 <w:noProof/>
               </w:rPr>
               <w:tab/>
-            </w:r>
-            <w:r>
-              <w:rPr>
-                <w:noProof/>
-              </w:rPr>
               <w:fldChar w:fldCharType="begin"/>
-            </w:r>
-            <w:r>
-              <w:rPr>
-                <w:noProof/>
-              </w:rPr>
               <w:instrText xml:space="preserve"> PAGEREF _Toc239706021 \h </w:instrText>
-            </w:r>
-            <w:r>
-              <w:rPr>
-                <w:noProof/>
-              </w:rPr>
-            </w:r>
-            <w:r>
-              <w:rPr>
-                <w:noProof/>
-              </w:rPr>
               <w:fldChar w:fldCharType="separate"/>
-            </w:r>
-            <w:r>
-              <w:rPr>
-                <w:noProof/>
-              </w:rPr>
               <w:t>7</w:t>
-            </w:r>
-            <w:r>
-              <w:rPr>
-                <w:noProof/>
-              </w:rPr>
               <w:fldChar w:fldCharType="end"/>
             </w:r>
           </w:hyperlink>
@@ -864,40 +560,10 @@
                 <w:noProof/>
               </w:rPr>
               <w:tab/>
-            </w:r>
-            <w:r>
-              <w:rPr>
-                <w:noProof/>
-              </w:rPr>
               <w:fldChar w:fldCharType="begin"/>
-            </w:r>
-            <w:r>
-              <w:rPr>
-                <w:noProof/>
-              </w:rPr>
               <w:instrText xml:space="preserve"> PAGEREF _Toc239706022 \h </w:instrText>
-            </w:r>
-            <w:r>
-              <w:rPr>
-                <w:noProof/>
-              </w:rPr>
-            </w:r>
-            <w:r>
-              <w:rPr>
-                <w:noProof/>
-              </w:rPr>
               <w:fldChar w:fldCharType="separate"/>
-            </w:r>
-            <w:r>
-              <w:rPr>
-                <w:noProof/>
-              </w:rPr>
               <w:t>8</w:t>
-            </w:r>
-            <w:r>
-              <w:rPr>
-                <w:noProof/>
-              </w:rPr>
               <w:fldChar w:fldCharType="end"/>
             </w:r>
           </w:hyperlink>
@@ -931,40 +597,10 @@
                 <w:noProof/>
               </w:rPr>
               <w:tab/>
-            </w:r>
-            <w:r>
-              <w:rPr>
-                <w:noProof/>
-              </w:rPr>
               <w:fldChar w:fldCharType="begin"/>
-            </w:r>
-            <w:r>
-              <w:rPr>
-                <w:noProof/>
-              </w:rPr>
               <w:instrText xml:space="preserve"> PAGEREF _Toc239706023 \h </w:instrText>
-            </w:r>
-            <w:r>
-              <w:rPr>
-                <w:noProof/>
-              </w:rPr>
-            </w:r>
-            <w:r>
-              <w:rPr>
-                <w:noProof/>
-              </w:rPr>
               <w:fldChar w:fldCharType="separate"/>
-            </w:r>
-            <w:r>
-              <w:rPr>
-                <w:noProof/>
-              </w:rPr>
               <w:t>8</w:t>
-            </w:r>
-            <w:r>
-              <w:rPr>
-                <w:noProof/>
-              </w:rPr>
               <w:fldChar w:fldCharType="end"/>
             </w:r>
           </w:hyperlink>
@@ -998,40 +634,10 @@
                 <w:noProof/>
               </w:rPr>
               <w:tab/>
-            </w:r>
-            <w:r>
-              <w:rPr>
-                <w:noProof/>
-              </w:rPr>
               <w:fldChar w:fldCharType="begin"/>
-            </w:r>
-            <w:r>
-              <w:rPr>
-                <w:noProof/>
-              </w:rPr>
               <w:instrText xml:space="preserve"> PAGEREF _Toc239706024 \h </w:instrText>
-            </w:r>
-            <w:r>
-              <w:rPr>
-                <w:noProof/>
-              </w:rPr>
-            </w:r>
-            <w:r>
-              <w:rPr>
-                <w:noProof/>
-              </w:rPr>
               <w:fldChar w:fldCharType="separate"/>
-            </w:r>
-            <w:r>
-              <w:rPr>
-                <w:noProof/>
-              </w:rPr>
               <w:t>8</w:t>
-            </w:r>
-            <w:r>
-              <w:rPr>
-                <w:noProof/>
-              </w:rPr>
               <w:fldChar w:fldCharType="end"/>
             </w:r>
           </w:hyperlink>
@@ -1065,40 +671,10 @@
                 <w:noProof/>
               </w:rPr>
               <w:tab/>
-            </w:r>
-            <w:r>
-              <w:rPr>
-                <w:noProof/>
-              </w:rPr>
               <w:fldChar w:fldCharType="begin"/>
-            </w:r>
-            <w:r>
-              <w:rPr>
-                <w:noProof/>
-              </w:rPr>
               <w:instrText xml:space="preserve"> PAGEREF _Toc239706025 \h </w:instrText>
-            </w:r>
-            <w:r>
-              <w:rPr>
-                <w:noProof/>
-              </w:rPr>
-            </w:r>
-            <w:r>
-              <w:rPr>
-                <w:noProof/>
-              </w:rPr>
               <w:fldChar w:fldCharType="separate"/>
-            </w:r>
-            <w:r>
-              <w:rPr>
-                <w:noProof/>
-              </w:rPr>
               <w:t>9</w:t>
-            </w:r>
-            <w:r>
-              <w:rPr>
-                <w:noProof/>
-              </w:rPr>
               <w:fldChar w:fldCharType="end"/>
             </w:r>
           </w:hyperlink>
@@ -1132,40 +708,10 @@
                 <w:noProof/>
               </w:rPr>
               <w:tab/>
-            </w:r>
-            <w:r>
-              <w:rPr>
-                <w:noProof/>
-              </w:rPr>
               <w:fldChar w:fldCharType="begin"/>
-            </w:r>
-            <w:r>
-              <w:rPr>
-                <w:noProof/>
-              </w:rPr>
               <w:instrText xml:space="preserve"> PAGEREF _Toc239706026 \h </w:instrText>
-            </w:r>
-            <w:r>
-              <w:rPr>
-                <w:noProof/>
-              </w:rPr>
-            </w:r>
-            <w:r>
-              <w:rPr>
-                <w:noProof/>
-              </w:rPr>
               <w:fldChar w:fldCharType="separate"/>
-            </w:r>
-            <w:r>
-              <w:rPr>
-                <w:noProof/>
-              </w:rPr>
               <w:t>9</w:t>
-            </w:r>
-            <w:r>
-              <w:rPr>
-                <w:noProof/>
-              </w:rPr>
               <w:fldChar w:fldCharType="end"/>
             </w:r>
           </w:hyperlink>
@@ -1199,40 +745,10 @@
                 <w:noProof/>
               </w:rPr>
               <w:tab/>
-            </w:r>
-            <w:r>
-              <w:rPr>
-                <w:noProof/>
-              </w:rPr>
               <w:fldChar w:fldCharType="begin"/>
-            </w:r>
-            <w:r>
-              <w:rPr>
-                <w:noProof/>
-              </w:rPr>
               <w:instrText xml:space="preserve"> PAGEREF _Toc239706027 \h </w:instrText>
-            </w:r>
-            <w:r>
-              <w:rPr>
-                <w:noProof/>
-              </w:rPr>
-            </w:r>
-            <w:r>
-              <w:rPr>
-                <w:noProof/>
-              </w:rPr>
               <w:fldChar w:fldCharType="separate"/>
-            </w:r>
-            <w:r>
-              <w:rPr>
-                <w:noProof/>
-              </w:rPr>
               <w:t>9</w:t>
-            </w:r>
-            <w:r>
-              <w:rPr>
-                <w:noProof/>
-              </w:rPr>
               <w:fldChar w:fldCharType="end"/>
             </w:r>
           </w:hyperlink>
@@ -1266,40 +782,10 @@
                 <w:noProof/>
               </w:rPr>
               <w:tab/>
-            </w:r>
-            <w:r>
-              <w:rPr>
-                <w:noProof/>
-              </w:rPr>
               <w:fldChar w:fldCharType="begin"/>
-            </w:r>
-            <w:r>
-              <w:rPr>
-                <w:noProof/>
-              </w:rPr>
               <w:instrText xml:space="preserve"> PAGEREF _Toc239706028 \h </w:instrText>
-            </w:r>
-            <w:r>
-              <w:rPr>
-                <w:noProof/>
-              </w:rPr>
-            </w:r>
-            <w:r>
-              <w:rPr>
-                <w:noProof/>
-              </w:rPr>
               <w:fldChar w:fldCharType="separate"/>
-            </w:r>
-            <w:r>
-              <w:rPr>
-                <w:noProof/>
-              </w:rPr>
               <w:t>10</w:t>
-            </w:r>
-            <w:r>
-              <w:rPr>
-                <w:noProof/>
-              </w:rPr>
               <w:fldChar w:fldCharType="end"/>
             </w:r>
           </w:hyperlink>
@@ -1333,40 +819,10 @@
                 <w:noProof/>
               </w:rPr>
               <w:tab/>
-            </w:r>
-            <w:r>
-              <w:rPr>
-                <w:noProof/>
-              </w:rPr>
               <w:fldChar w:fldCharType="begin"/>
-            </w:r>
-            <w:r>
-              <w:rPr>
-                <w:noProof/>
-              </w:rPr>
               <w:instrText xml:space="preserve"> PAGEREF _Toc239706029 \h </w:instrText>
-            </w:r>
-            <w:r>
-              <w:rPr>
-                <w:noProof/>
-              </w:rPr>
-            </w:r>
-            <w:r>
-              <w:rPr>
-                <w:noProof/>
-              </w:rPr>
               <w:fldChar w:fldCharType="separate"/>
-            </w:r>
-            <w:r>
-              <w:rPr>
-                <w:noProof/>
-              </w:rPr>
               <w:t>10</w:t>
-            </w:r>
-            <w:r>
-              <w:rPr>
-                <w:noProof/>
-              </w:rPr>
               <w:fldChar w:fldCharType="end"/>
             </w:r>
           </w:hyperlink>
@@ -1400,40 +856,10 @@
                 <w:noProof/>
               </w:rPr>
               <w:tab/>
-            </w:r>
-            <w:r>
-              <w:rPr>
-                <w:noProof/>
-              </w:rPr>
               <w:fldChar w:fldCharType="begin"/>
-            </w:r>
-            <w:r>
-              <w:rPr>
-                <w:noProof/>
-              </w:rPr>
               <w:instrText xml:space="preserve"> PAGEREF _Toc239706030 \h </w:instrText>
-            </w:r>
-            <w:r>
-              <w:rPr>
-                <w:noProof/>
-              </w:rPr>
-            </w:r>
-            <w:r>
-              <w:rPr>
-                <w:noProof/>
-              </w:rPr>
               <w:fldChar w:fldCharType="separate"/>
-            </w:r>
-            <w:r>
-              <w:rPr>
-                <w:noProof/>
-              </w:rPr>
               <w:t>10</w:t>
-            </w:r>
-            <w:r>
-              <w:rPr>
-                <w:noProof/>
-              </w:rPr>
               <w:fldChar w:fldCharType="end"/>
             </w:r>
           </w:hyperlink>
@@ -1467,40 +893,10 @@
                 <w:noProof/>
               </w:rPr>
               <w:tab/>
-            </w:r>
-            <w:r>
-              <w:rPr>
-                <w:noProof/>
-              </w:rPr>
               <w:fldChar w:fldCharType="begin"/>
-            </w:r>
-            <w:r>
-              <w:rPr>
-                <w:noProof/>
-              </w:rPr>
               <w:instrText xml:space="preserve"> PAGEREF _Toc239706031 \h </w:instrText>
-            </w:r>
-            <w:r>
-              <w:rPr>
-                <w:noProof/>
-              </w:rPr>
-            </w:r>
-            <w:r>
-              <w:rPr>
-                <w:noProof/>
-              </w:rPr>
               <w:fldChar w:fldCharType="separate"/>
-            </w:r>
-            <w:r>
-              <w:rPr>
-                <w:noProof/>
-              </w:rPr>
               <w:t>11</w:t>
-            </w:r>
-            <w:r>
-              <w:rPr>
-                <w:noProof/>
-              </w:rPr>
               <w:fldChar w:fldCharType="end"/>
             </w:r>
           </w:hyperlink>
@@ -1534,40 +930,10 @@
                 <w:noProof/>
               </w:rPr>
               <w:tab/>
-            </w:r>
-            <w:r>
-              <w:rPr>
-                <w:noProof/>
-              </w:rPr>
               <w:fldChar w:fldCharType="begin"/>
-            </w:r>
-            <w:r>
-              <w:rPr>
-                <w:noProof/>
-              </w:rPr>
               <w:instrText xml:space="preserve"> PAGEREF _Toc239706032 \h </w:instrText>
-            </w:r>
-            <w:r>
-              <w:rPr>
-                <w:noProof/>
-              </w:rPr>
-            </w:r>
-            <w:r>
-              <w:rPr>
-                <w:noProof/>
-              </w:rPr>
               <w:fldChar w:fldCharType="separate"/>
-            </w:r>
-            <w:r>
-              <w:rPr>
-                <w:noProof/>
-              </w:rPr>
               <w:t>11</w:t>
-            </w:r>
-            <w:r>
-              <w:rPr>
-                <w:noProof/>
-              </w:rPr>
               <w:fldChar w:fldCharType="end"/>
             </w:r>
           </w:hyperlink>
@@ -1601,40 +967,10 @@
                 <w:noProof/>
               </w:rPr>
               <w:tab/>
-            </w:r>
-            <w:r>
-              <w:rPr>
-                <w:noProof/>
-              </w:rPr>
               <w:fldChar w:fldCharType="begin"/>
-            </w:r>
-            <w:r>
-              <w:rPr>
-                <w:noProof/>
-              </w:rPr>
               <w:instrText xml:space="preserve"> PAGEREF _Toc239706033 \h </w:instrText>
-            </w:r>
-            <w:r>
-              <w:rPr>
-                <w:noProof/>
-              </w:rPr>
-            </w:r>
-            <w:r>
-              <w:rPr>
-                <w:noProof/>
-              </w:rPr>
               <w:fldChar w:fldCharType="separate"/>
-            </w:r>
-            <w:r>
-              <w:rPr>
-                <w:noProof/>
-              </w:rPr>
               <w:t>11</w:t>
-            </w:r>
-            <w:r>
-              <w:rPr>
-                <w:noProof/>
-              </w:rPr>
               <w:fldChar w:fldCharType="end"/>
             </w:r>
           </w:hyperlink>
@@ -1668,40 +1004,10 @@
                 <w:noProof/>
               </w:rPr>
               <w:tab/>
-            </w:r>
-            <w:r>
-              <w:rPr>
-                <w:noProof/>
-              </w:rPr>
               <w:fldChar w:fldCharType="begin"/>
-            </w:r>
-            <w:r>
-              <w:rPr>
-                <w:noProof/>
-              </w:rPr>
               <w:instrText xml:space="preserve"> PAGEREF _Toc239706034 \h </w:instrText>
-            </w:r>
-            <w:r>
-              <w:rPr>
-                <w:noProof/>
-              </w:rPr>
-            </w:r>
-            <w:r>
-              <w:rPr>
-                <w:noProof/>
-              </w:rPr>
               <w:fldChar w:fldCharType="separate"/>
-            </w:r>
-            <w:r>
-              <w:rPr>
-                <w:noProof/>
-              </w:rPr>
               <w:t>12</w:t>
-            </w:r>
-            <w:r>
-              <w:rPr>
-                <w:noProof/>
-              </w:rPr>
               <w:fldChar w:fldCharType="end"/>
             </w:r>
           </w:hyperlink>
@@ -1735,40 +1041,10 @@
                 <w:noProof/>
               </w:rPr>
               <w:tab/>
-            </w:r>
-            <w:r>
-              <w:rPr>
-                <w:noProof/>
-              </w:rPr>
               <w:fldChar w:fldCharType="begin"/>
-            </w:r>
-            <w:r>
-              <w:rPr>
-                <w:noProof/>
-              </w:rPr>
               <w:instrText xml:space="preserve"> PAGEREF _Toc239706035 \h </w:instrText>
-            </w:r>
-            <w:r>
-              <w:rPr>
-                <w:noProof/>
-              </w:rPr>
-            </w:r>
-            <w:r>
-              <w:rPr>
-                <w:noProof/>
-              </w:rPr>
               <w:fldChar w:fldCharType="separate"/>
-            </w:r>
-            <w:r>
-              <w:rPr>
-                <w:noProof/>
-              </w:rPr>
               <w:t>13</w:t>
-            </w:r>
-            <w:r>
-              <w:rPr>
-                <w:noProof/>
-              </w:rPr>
               <w:fldChar w:fldCharType="end"/>
             </w:r>
           </w:hyperlink>
@@ -1802,40 +1078,10 @@
                 <w:noProof/>
               </w:rPr>
               <w:tab/>
-            </w:r>
-            <w:r>
-              <w:rPr>
-                <w:noProof/>
-              </w:rPr>
               <w:fldChar w:fldCharType="begin"/>
-            </w:r>
-            <w:r>
-              <w:rPr>
-                <w:noProof/>
-              </w:rPr>
               <w:instrText xml:space="preserve"> PAGEREF _Toc239706036 \h </w:instrText>
-            </w:r>
-            <w:r>
-              <w:rPr>
-                <w:noProof/>
-              </w:rPr>
-            </w:r>
-            <w:r>
-              <w:rPr>
-                <w:noProof/>
-              </w:rPr>
               <w:fldChar w:fldCharType="separate"/>
-            </w:r>
-            <w:r>
-              <w:rPr>
-                <w:noProof/>
-              </w:rPr>
               <w:t>14</w:t>
-            </w:r>
-            <w:r>
-              <w:rPr>
-                <w:noProof/>
-              </w:rPr>
               <w:fldChar w:fldCharType="end"/>
             </w:r>
           </w:hyperlink>
@@ -1869,40 +1115,10 @@
                 <w:noProof/>
               </w:rPr>
               <w:tab/>
-            </w:r>
-            <w:r>
-              <w:rPr>
-                <w:noProof/>
-              </w:rPr>
               <w:fldChar w:fldCharType="begin"/>
-            </w:r>
-            <w:r>
-              <w:rPr>
-                <w:noProof/>
-              </w:rPr>
               <w:instrText xml:space="preserve"> PAGEREF _Toc239706037 \h </w:instrText>
-            </w:r>
-            <w:r>
-              <w:rPr>
-                <w:noProof/>
-              </w:rPr>
-            </w:r>
-            <w:r>
-              <w:rPr>
-                <w:noProof/>
-              </w:rPr>
               <w:fldChar w:fldCharType="separate"/>
-            </w:r>
-            <w:r>
-              <w:rPr>
-                <w:noProof/>
-              </w:rPr>
               <w:t>14</w:t>
-            </w:r>
-            <w:r>
-              <w:rPr>
-                <w:noProof/>
-              </w:rPr>
               <w:fldChar w:fldCharType="end"/>
             </w:r>
           </w:hyperlink>
@@ -1936,40 +1152,10 @@
                 <w:noProof/>
               </w:rPr>
               <w:tab/>
-            </w:r>
-            <w:r>
-              <w:rPr>
-                <w:noProof/>
-              </w:rPr>
               <w:fldChar w:fldCharType="begin"/>
-            </w:r>
-            <w:r>
-              <w:rPr>
-                <w:noProof/>
-              </w:rPr>
               <w:instrText xml:space="preserve"> PAGEREF _Toc239706038 \h </w:instrText>
-            </w:r>
-            <w:r>
-              <w:rPr>
-                <w:noProof/>
-              </w:rPr>
-            </w:r>
-            <w:r>
-              <w:rPr>
-                <w:noProof/>
-              </w:rPr>
               <w:fldChar w:fldCharType="separate"/>
-            </w:r>
-            <w:r>
-              <w:rPr>
-                <w:noProof/>
-              </w:rPr>
               <w:t>15</w:t>
-            </w:r>
-            <w:r>
-              <w:rPr>
-                <w:noProof/>
-              </w:rPr>
               <w:fldChar w:fldCharType="end"/>
             </w:r>
           </w:hyperlink>
@@ -2003,40 +1189,10 @@
                 <w:noProof/>
               </w:rPr>
               <w:tab/>
-            </w:r>
-            <w:r>
-              <w:rPr>
-                <w:noProof/>
-              </w:rPr>
               <w:fldChar w:fldCharType="begin"/>
-            </w:r>
-            <w:r>
-              <w:rPr>
-                <w:noProof/>
-              </w:rPr>
               <w:instrText xml:space="preserve"> PAGEREF _Toc239706039 \h </w:instrText>
-            </w:r>
-            <w:r>
-              <w:rPr>
-                <w:noProof/>
-              </w:rPr>
-            </w:r>
-            <w:r>
-              <w:rPr>
-                <w:noProof/>
-              </w:rPr>
               <w:fldChar w:fldCharType="separate"/>
-            </w:r>
-            <w:r>
-              <w:rPr>
-                <w:noProof/>
-              </w:rPr>
               <w:t>15</w:t>
-            </w:r>
-            <w:r>
-              <w:rPr>
-                <w:noProof/>
-              </w:rPr>
               <w:fldChar w:fldCharType="end"/>
             </w:r>
           </w:hyperlink>
@@ -2070,40 +1226,10 @@
                 <w:noProof/>
               </w:rPr>
               <w:tab/>
-            </w:r>
-            <w:r>
-              <w:rPr>
-                <w:noProof/>
-              </w:rPr>
               <w:fldChar w:fldCharType="begin"/>
-            </w:r>
-            <w:r>
-              <w:rPr>
-                <w:noProof/>
-              </w:rPr>
               <w:instrText xml:space="preserve"> PAGEREF _Toc239706040 \h </w:instrText>
-            </w:r>
-            <w:r>
-              <w:rPr>
-                <w:noProof/>
-              </w:rPr>
-            </w:r>
-            <w:r>
-              <w:rPr>
-                <w:noProof/>
-              </w:rPr>
               <w:fldChar w:fldCharType="separate"/>
-            </w:r>
-            <w:r>
-              <w:rPr>
-                <w:noProof/>
-              </w:rPr>
               <w:t>16</w:t>
-            </w:r>
-            <w:r>
-              <w:rPr>
-                <w:noProof/>
-              </w:rPr>
               <w:fldChar w:fldCharType="end"/>
             </w:r>
           </w:hyperlink>
@@ -2137,40 +1263,10 @@
                 <w:noProof/>
               </w:rPr>
               <w:tab/>
-            </w:r>
-            <w:r>
-              <w:rPr>
-                <w:noProof/>
-              </w:rPr>
               <w:fldChar w:fldCharType="begin"/>
-            </w:r>
-            <w:r>
-              <w:rPr>
-                <w:noProof/>
-              </w:rPr>
               <w:instrText xml:space="preserve"> PAGEREF _Toc239706041 \h </w:instrText>
-            </w:r>
-            <w:r>
-              <w:rPr>
-                <w:noProof/>
-              </w:rPr>
-            </w:r>
-            <w:r>
-              <w:rPr>
-                <w:noProof/>
-              </w:rPr>
               <w:fldChar w:fldCharType="separate"/>
-            </w:r>
-            <w:r>
-              <w:rPr>
-                <w:noProof/>
-              </w:rPr>
               <w:t>16</w:t>
-            </w:r>
-            <w:r>
-              <w:rPr>
-                <w:noProof/>
-              </w:rPr>
               <w:fldChar w:fldCharType="end"/>
             </w:r>
           </w:hyperlink>
@@ -2204,40 +1300,10 @@
                 <w:noProof/>
               </w:rPr>
               <w:tab/>
-            </w:r>
-            <w:r>
-              <w:rPr>
-                <w:noProof/>
-              </w:rPr>
               <w:fldChar w:fldCharType="begin"/>
-            </w:r>
-            <w:r>
-              <w:rPr>
-                <w:noProof/>
-              </w:rPr>
               <w:instrText xml:space="preserve"> PAGEREF _Toc239706042 \h </w:instrText>
-            </w:r>
-            <w:r>
-              <w:rPr>
-                <w:noProof/>
-              </w:rPr>
-            </w:r>
-            <w:r>
-              <w:rPr>
-                <w:noProof/>
-              </w:rPr>
               <w:fldChar w:fldCharType="separate"/>
-            </w:r>
-            <w:r>
-              <w:rPr>
-                <w:noProof/>
-              </w:rPr>
               <w:t>16</w:t>
-            </w:r>
-            <w:r>
-              <w:rPr>
-                <w:noProof/>
-              </w:rPr>
               <w:fldChar w:fldCharType="end"/>
             </w:r>
           </w:hyperlink>
@@ -2271,40 +1337,10 @@
                 <w:noProof/>
               </w:rPr>
               <w:tab/>
-            </w:r>
-            <w:r>
-              <w:rPr>
-                <w:noProof/>
-              </w:rPr>
               <w:fldChar w:fldCharType="begin"/>
-            </w:r>
-            <w:r>
-              <w:rPr>
-                <w:noProof/>
-              </w:rPr>
               <w:instrText xml:space="preserve"> PAGEREF _Toc239706043 \h </w:instrText>
-            </w:r>
-            <w:r>
-              <w:rPr>
-                <w:noProof/>
-              </w:rPr>
-            </w:r>
-            <w:r>
-              <w:rPr>
-                <w:noProof/>
-              </w:rPr>
               <w:fldChar w:fldCharType="separate"/>
-            </w:r>
-            <w:r>
-              <w:rPr>
-                <w:noProof/>
-              </w:rPr>
               <w:t>17</w:t>
-            </w:r>
-            <w:r>
-              <w:rPr>
-                <w:noProof/>
-              </w:rPr>
               <w:fldChar w:fldCharType="end"/>
             </w:r>
           </w:hyperlink>
@@ -2338,40 +1374,10 @@
                 <w:noProof/>
               </w:rPr>
               <w:tab/>
-            </w:r>
-            <w:r>
-              <w:rPr>
-                <w:noProof/>
-              </w:rPr>
               <w:fldChar w:fldCharType="begin"/>
-            </w:r>
-            <w:r>
-              <w:rPr>
-                <w:noProof/>
-              </w:rPr>
               <w:instrText xml:space="preserve"> PAGEREF _Toc239706044 \h </w:instrText>
-            </w:r>
-            <w:r>
-              <w:rPr>
-                <w:noProof/>
-              </w:rPr>
-            </w:r>
-            <w:r>
-              <w:rPr>
-                <w:noProof/>
-              </w:rPr>
               <w:fldChar w:fldCharType="separate"/>
-            </w:r>
-            <w:r>
-              <w:rPr>
-                <w:noProof/>
-              </w:rPr>
               <w:t>18</w:t>
-            </w:r>
-            <w:r>
-              <w:rPr>
-                <w:noProof/>
-              </w:rPr>
               <w:fldChar w:fldCharType="end"/>
             </w:r>
           </w:hyperlink>
@@ -2405,40 +1411,10 @@
                 <w:noProof/>
               </w:rPr>
               <w:tab/>
-            </w:r>
-            <w:r>
-              <w:rPr>
-                <w:noProof/>
-              </w:rPr>
               <w:fldChar w:fldCharType="begin"/>
-            </w:r>
-            <w:r>
-              <w:rPr>
-                <w:noProof/>
-              </w:rPr>
               <w:instrText xml:space="preserve"> PAGEREF _Toc239706045 \h </w:instrText>
-            </w:r>
-            <w:r>
-              <w:rPr>
-                <w:noProof/>
-              </w:rPr>
-            </w:r>
-            <w:r>
-              <w:rPr>
-                <w:noProof/>
-              </w:rPr>
               <w:fldChar w:fldCharType="separate"/>
-            </w:r>
-            <w:r>
-              <w:rPr>
-                <w:noProof/>
-              </w:rPr>
               <w:t>18</w:t>
-            </w:r>
-            <w:r>
-              <w:rPr>
-                <w:noProof/>
-              </w:rPr>
               <w:fldChar w:fldCharType="end"/>
             </w:r>
           </w:hyperlink>
@@ -2472,40 +1448,10 @@
                 <w:noProof/>
               </w:rPr>
               <w:tab/>
-            </w:r>
-            <w:r>
-              <w:rPr>
-                <w:noProof/>
-              </w:rPr>
               <w:fldChar w:fldCharType="begin"/>
-            </w:r>
-            <w:r>
-              <w:rPr>
-                <w:noProof/>
-              </w:rPr>
               <w:instrText xml:space="preserve"> PAGEREF _Toc239706046 \h </w:instrText>
-            </w:r>
-            <w:r>
-              <w:rPr>
-                <w:noProof/>
-              </w:rPr>
-            </w:r>
-            <w:r>
-              <w:rPr>
-                <w:noProof/>
-              </w:rPr>
               <w:fldChar w:fldCharType="separate"/>
-            </w:r>
-            <w:r>
-              <w:rPr>
-                <w:noProof/>
-              </w:rPr>
               <w:t>20</w:t>
-            </w:r>
-            <w:r>
-              <w:rPr>
-                <w:noProof/>
-              </w:rPr>
               <w:fldChar w:fldCharType="end"/>
             </w:r>
           </w:hyperlink>
@@ -2539,40 +1485,10 @@
                 <w:noProof/>
               </w:rPr>
               <w:tab/>
-            </w:r>
-            <w:r>
-              <w:rPr>
-                <w:noProof/>
-              </w:rPr>
               <w:fldChar w:fldCharType="begin"/>
-            </w:r>
-            <w:r>
-              <w:rPr>
-                <w:noProof/>
-              </w:rPr>
               <w:instrText xml:space="preserve"> PAGEREF _Toc239706047 \h </w:instrText>
-            </w:r>
-            <w:r>
-              <w:rPr>
-                <w:noProof/>
-              </w:rPr>
-            </w:r>
-            <w:r>
-              <w:rPr>
-                <w:noProof/>
-              </w:rPr>
               <w:fldChar w:fldCharType="separate"/>
-            </w:r>
-            <w:r>
-              <w:rPr>
-                <w:noProof/>
-              </w:rPr>
               <w:t>20</w:t>
-            </w:r>
-            <w:r>
-              <w:rPr>
-                <w:noProof/>
-              </w:rPr>
               <w:fldChar w:fldCharType="end"/>
             </w:r>
           </w:hyperlink>
@@ -2606,40 +1522,10 @@
                 <w:noProof/>
               </w:rPr>
               <w:tab/>
-            </w:r>
-            <w:r>
-              <w:rPr>
-                <w:noProof/>
-              </w:rPr>
               <w:fldChar w:fldCharType="begin"/>
-            </w:r>
-            <w:r>
-              <w:rPr>
-                <w:noProof/>
-              </w:rPr>
               <w:instrText xml:space="preserve"> PAGEREF _Toc239706048 \h </w:instrText>
-            </w:r>
-            <w:r>
-              <w:rPr>
-                <w:noProof/>
-              </w:rPr>
-            </w:r>
-            <w:r>
-              <w:rPr>
-                <w:noProof/>
-              </w:rPr>
               <w:fldChar w:fldCharType="separate"/>
-            </w:r>
-            <w:r>
-              <w:rPr>
-                <w:noProof/>
-              </w:rPr>
               <w:t>20</w:t>
-            </w:r>
-            <w:r>
-              <w:rPr>
-                <w:noProof/>
-              </w:rPr>
               <w:fldChar w:fldCharType="end"/>
             </w:r>
           </w:hyperlink>
@@ -2673,40 +1559,10 @@
                 <w:noProof/>
               </w:rPr>
               <w:tab/>
-            </w:r>
-            <w:r>
-              <w:rPr>
-                <w:noProof/>
-              </w:rPr>
               <w:fldChar w:fldCharType="begin"/>
-            </w:r>
-            <w:r>
-              <w:rPr>
-                <w:noProof/>
-              </w:rPr>
               <w:instrText xml:space="preserve"> PAGEREF _Toc239706049 \h </w:instrText>
-            </w:r>
-            <w:r>
-              <w:rPr>
-                <w:noProof/>
-              </w:rPr>
-            </w:r>
-            <w:r>
-              <w:rPr>
-                <w:noProof/>
-              </w:rPr>
               <w:fldChar w:fldCharType="separate"/>
-            </w:r>
-            <w:r>
-              <w:rPr>
-                <w:noProof/>
-              </w:rPr>
               <w:t>20</w:t>
-            </w:r>
-            <w:r>
-              <w:rPr>
-                <w:noProof/>
-              </w:rPr>
               <w:fldChar w:fldCharType="end"/>
             </w:r>
           </w:hyperlink>
@@ -2740,40 +1596,10 @@
                 <w:noProof/>
               </w:rPr>
               <w:tab/>
-            </w:r>
-            <w:r>
-              <w:rPr>
-                <w:noProof/>
-              </w:rPr>
               <w:fldChar w:fldCharType="begin"/>
-            </w:r>
-            <w:r>
-              <w:rPr>
-                <w:noProof/>
-              </w:rPr>
               <w:instrText xml:space="preserve"> PAGEREF _Toc239706050 \h </w:instrText>
-            </w:r>
-            <w:r>
-              <w:rPr>
-                <w:noProof/>
-              </w:rPr>
-            </w:r>
-            <w:r>
-              <w:rPr>
-                <w:noProof/>
-              </w:rPr>
               <w:fldChar w:fldCharType="separate"/>
-            </w:r>
-            <w:r>
-              <w:rPr>
-                <w:noProof/>
-              </w:rPr>
               <w:t>21</w:t>
-            </w:r>
-            <w:r>
-              <w:rPr>
-                <w:noProof/>
-              </w:rPr>
               <w:fldChar w:fldCharType="end"/>
             </w:r>
           </w:hyperlink>
@@ -2807,40 +1633,10 @@
                 <w:noProof/>
               </w:rPr>
               <w:tab/>
-            </w:r>
-            <w:r>
-              <w:rPr>
-                <w:noProof/>
-              </w:rPr>
               <w:fldChar w:fldCharType="begin"/>
-            </w:r>
-            <w:r>
-              <w:rPr>
-                <w:noProof/>
-              </w:rPr>
               <w:instrText xml:space="preserve"> PAGEREF _Toc239706051 \h </w:instrText>
-            </w:r>
-            <w:r>
-              <w:rPr>
-                <w:noProof/>
-              </w:rPr>
-            </w:r>
-            <w:r>
-              <w:rPr>
-                <w:noProof/>
-              </w:rPr>
               <w:fldChar w:fldCharType="separate"/>
-            </w:r>
-            <w:r>
-              <w:rPr>
-                <w:noProof/>
-              </w:rPr>
               <w:t>21</w:t>
-            </w:r>
-            <w:r>
-              <w:rPr>
-                <w:noProof/>
-              </w:rPr>
               <w:fldChar w:fldCharType="end"/>
             </w:r>
           </w:hyperlink>
@@ -2875,10 +1671,7 @@
         <w:jc w:val="both"/>
       </w:pPr>
       <w:r>
-        <w:t>S.A.P.I. estima y prioriza el riesgo relativo de nuevas detecciones de fuego en una grilla espacial, utilizando información disponible antes de la ventana futura. El Hito 1 cierra Sprint 1 con dos entregas complementarias: un avance real pero desigual sobre las cuatro historias de usuario técnicas planificadas (ingesta NASA FIRMS, telemetría DMC, topografía DEM, limpieza e integración), y un pipeline temporal nuevo, construido y auditado durante el propio Hito, que reformula metodológicamente cómo el sistem</w:t>
-      </w:r>
-      <w:r>
-        <w:t>a calcula un ranking exploratorio de riesgo: meteorología regional nunca reetiquetada por celda, causalidad temporal estricta, y un target futuro honesto sobre detecciones FIRMS reales.</w:t>
+        <w:t>S.A.P.I. estima y prioriza el riesgo relativo de nuevas detecciones de fuego en una grilla espacial a partir de información disponible antes de la ventana futura. El Hito 1 cierra Sprint 1 con dos entregas complementarias: un avance desigual en las cuatro historias de usuario técnicas planificadas (ingesta NASA FIRMS, telemetría DMC, topografía DEM, limpieza e integración) y un pipeline temporal nuevo, construido y auditado durante el propio Hito, que cambia la forma en que el sistema calcula el ranking exploratorio de riesgo: la meteorología regional deja de reetiquetarse por celda, la causalidad temporal se vuelve estricta y el target futuro se define de forma honesta sobre detecciones FIRMS reales.</w:t>
       </w:r>
     </w:p>
     <w:p>
@@ -2920,10 +1713,7 @@
         <w:jc w:val="both"/>
       </w:pPr>
       <w:r>
-        <w:t>El cierre de Sprint 1, sin embargo, no alcanza el mismo nivel en su dimensión de gestión: no existe evidencia histórica de un Sprint Goal definido, una Definition of Done previa al desarrollo, una revisión semanal de riesgos, una Sprint Review formal ni una aceptación externa del incremento. Estas brechas se documentan explícitamente en la sección 16 y se convierten en un plan de acción concreto para Sprint 2 (sección 17). El presente informe evita deliberadamente presentar la solidez técnica del incremento</w:t>
-      </w:r>
-      <w:r>
-        <w:t xml:space="preserve"> como si compensara la ausencia de estas prácticas de gestión — ambas dimensiones se evalúan y se reportan por separado.</w:t>
+        <w:t xml:space="preserve">El cierre de Sprint 1, sin embargo, no alcanza el mismo nivel en su dimensión de gestión: no hay evidencia histórica de un Sprint Goal definido, de una Definition of Done previa al desarrollo, de una revisión semanal de riesgos, de una Sprint Review formal ni de una aceptación externa del incremento. Estas brechas se detallan en la sección 16 y se traducen en un plan de acción concreto para Sprint 2 (sección 17). La solidez técnica del incremento y la gestión del Sprint se evalúan y se reportan como dimensiones separadas, sin que una compense a la otra.</w:t>
       </w:r>
     </w:p>
     <w:p>
@@ -2943,7 +1733,7 @@
         <w:jc w:val="both"/>
       </w:pPr>
       <w:r>
-        <w:t>Este informe documenta el estado del proyecto S.A.P.I. (Sistema de Alerta y Priorización de Riesgo de Incendios) al cierre del Hito 1, correspondiente a Sprint 1 del curso INSW421. Consolida ocho auditorías independientes realizadas sobre el repositorio real del proyecto — arquitectura, testing, trazabilidad, atributos de calidad, riesgos, versionamiento, calidad de código y cierre metodológico — en un documento único, pensado para su lectura y evaluación académica.</w:t>
+        <w:t>Este informe documenta el estado del proyecto S.A.P.I. (Sistema de Alerta y Priorización de Riesgo de Incendios) al cierre del Hito 1, correspondiente a Sprint 1 del curso INSW421. Consolida en un solo documento, pensado para su lectura y evaluación académica, ocho auditorías independientes realizadas sobre el repositorio del proyecto: arquitectura, testing, trazabilidad, atributos de calidad, riesgos, versionamiento, calidad de código y cierre metodológico.</w:t>
       </w:r>
     </w:p>
     <w:p>
@@ -2953,7 +1743,7 @@
         <w:jc w:val="both"/>
       </w:pPr>
       <w:r>
-        <w:t>El criterio editorial seguido en todo el informe es el mismo que guio cada auditoría individual: ninguna afirmación se sostiene sin evidencia verificable en el repositorio (código, tests, commits, manifests), y donde la evidencia no existe, el informe lo declara explícitamente en vez de omitirlo o suponerlo.</w:t>
+        <w:t>El informe sigue un mismo criterio en las ocho auditorías: cada afirmación se apoya en evidencia del repositorio (código, tests, commits, manifiestos) y, cuando esa evidencia no existe, el informe lo indica en vez de omitirlo o suponerlo.</w:t>
       </w:r>
     </w:p>
     <w:p>
@@ -2974,8 +1764,6 @@
       </w:pPr>
       <w:r>
         <w:t xml:space="preserve">La interfaz urbano-forestal del corredor Viña del Mar–Quilpué–Villa Alemana, en la Región de Valparaíso, concentra un riesgo de incendio forestal con alta exposición demográfica. El proyecto explora si información pública y gratuita — detecciones satelitales de calor (NASA </w:t>
-      </w:r>
-      <w:r>
         <w:lastRenderedPageBreak/>
         <w:t>FIRMS), meteorología terrestre (Dirección Meteorológica de Chile) y topografía (Copernicus DEM) — permite construir, de forma honesta y verificable, un ranking exploratorio de riesgo relativo por celda espacial, sin pretender sustituir a los organismos oficiales de prevención y respuesta (CONAF, SENAPRED).</w:t>
       </w:r>
@@ -3099,8 +1887,6 @@
       </w:pPr>
       <w:r>
         <w:t xml:space="preserve">Siete requerimientos, correspondientes al pipeline temporal nuevo (secciones 6-9), no tienen todavía una historia de usuario Jira vinculada — se construyeron como una auditoría y </w:t>
-      </w:r>
-      <w:r>
         <w:lastRenderedPageBreak/>
         <w:t>reconstrucción metodológica dentro de la ventana del Hito, después del corte de información Jira disponible. Esta es la brecha de trazabilidad más relevante del informe y se retoma en las secciones 11 y 17.</w:t>
       </w:r>
@@ -3122,7 +1908,7 @@
         <w:jc w:val="both"/>
       </w:pPr>
       <w:r>
-        <w:t>El pipeline temporal — la arquitectura que este Hito congela y audita — combina tres fuentes (NASA FIRMS, meteorología regional DMC, topografía DEM) mediante un procesamiento causal y espacial, produce un dataset temporal etiquetado honestamente, entrena un artefacto exploratorio (Modelo D) y expone una única interfaz de inferencia (</w:t>
+        <w:t>El pipeline temporal, que es la arquitectura que este Hito congela y audita, combina tres fuentes (NASA FIRMS, meteorología regional DMC, topografía DEM) mediante un procesamiento causal y espacial. A partir de ellas construye un dataset temporal con etiquetado honesto, entrena un artefacto exploratorio (Modelo D) y expone una única interfaz de inferencia (</w:t>
       </w:r>
       <w:r>
         <w:rPr>
@@ -3199,10 +1985,7 @@
         <w:t xml:space="preserve">Figura 1. </w:t>
       </w:r>
       <w:r>
-        <w:t>Arquitectura general del pipeline temporal.</w:t>
-      </w:r>
-      <w:r>
-        <w:t xml:space="preserve">  Fuente: elaboración propia, a partir de docs/arquitectura-hito1.md</w:t>
+        <w:t xml:space="preserve">Arquitectura general del pipeline temporal.  Fuente: elaboración propia, a partir de docs/arquitectura-hito1.md</w:t>
       </w:r>
     </w:p>
     <w:p>
@@ -3279,10 +2062,7 @@
         <w:t xml:space="preserve">Figura 2. </w:t>
       </w:r>
       <w:r>
-        <w:t>Flujo causal de una predicción en el instante T.</w:t>
-      </w:r>
-      <w:r>
-        <w:t xml:space="preserve">  Fuente: elaboración propia, a partir de docs/arquitectura-hito1.md</w:t>
+        <w:t xml:space="preserve">Flujo causal de una predicción en el instante T.  Fuente: elaboración propia, a partir de docs/arquitectura-hito1.md</w:t>
       </w:r>
     </w:p>
     <w:p>
@@ -3344,7 +2124,7 @@
         <w:jc w:val="both"/>
       </w:pPr>
       <w:r>
-        <w:t xml:space="preserve">Tres fuentes reales alimentan el pipeline temporal. </w:t>
+        <w:t xml:space="preserve">Tres fuentes alimentan el pipeline temporal. </w:t>
       </w:r>
       <w:r>
         <w:rPr>
@@ -3354,7 +2134,7 @@
         <w:t>NASA FIRMS</w:t>
       </w:r>
       <w:r>
-        <w:t xml:space="preserve"> aporta el histórico de detecciones satelitales de calor sobre el período 2021-08-30 a 2026-08-29. </w:t>
+        <w:t xml:space="preserve"> aporta el histórico de detecciones satelitales de calor entre el 2021-08-30 y el 2026-08-29. </w:t>
       </w:r>
       <w:r>
         <w:rPr>
@@ -3364,7 +2144,7 @@
         <w:t>DMC</w:t>
       </w:r>
       <w:r>
-        <w:t xml:space="preserve">, estación 330007 (Rodelillo), aporta la única serie meteorológica real disponible para el corredor: sobre el período de solapamiento con FIRMS, la estación registra lectura en 1.818 de 1.826 días posibles (99,6% de cobertura temporal). </w:t>
+        <w:t xml:space="preserve">, estación 330007 (Rodelillo), aporta la única serie meteorológica disponible para el corredor: en el período de solapamiento con FIRMS, la estación registra lectura en 1.818 de 1.826 días posibles (99,6% de cobertura temporal). </w:t>
       </w:r>
       <w:r>
         <w:rPr>
@@ -3375,10 +2155,8 @@
       </w:r>
       <w:r>
         <w:t xml:space="preserve"> aporta elevación, pendiente y </w:t>
-      </w:r>
-      <w:r>
         <w:lastRenderedPageBreak/>
-        <w:t>orientación por celda, con los valores sin cobertura de raster preservados explícitamente como dato faltante — nunca fabricados como cero.</w:t>
+        <w:t>orientación por celda; los valores sin cobertura de raster se preservan como dato faltante, nunca como cero.</w:t>
       </w:r>
     </w:p>
     <w:p>
@@ -3399,7 +2177,7 @@
         <w:t>forecast_times</w:t>
       </w:r>
       <w:r>
-        <w:t xml:space="preserve">, uno cada 6 horas con al menos una lectura real), que junto a las 50 celdas producen 363.000 filas del dataset temporal, de las cuales 362.883 son elegibles para entrenamiento (las 117 restantes se excluyen explícitamente por cooldown, nunca se etiquetan como negativas). De esas filas elegibles, </w:t>
+        <w:t xml:space="preserve">, uno cada 6 horas con al menos una lectura real), que junto a las 50 celdas producen 363.000 filas del dataset temporal. De ellas, 362.883 son elegibles para entrenamiento; las 117 restantes se excluyen por cooldown y no se etiquetan como negativas. De las filas elegibles, </w:t>
       </w:r>
       <w:r>
         <w:rPr>
@@ -3409,7 +2187,7 @@
         <w:t>107 corresponden a un arribo FIRMS positivo</w:t>
       </w:r>
       <w:r>
-        <w:t xml:space="preserve"> — un desbalance de clases severo, consistente con la escasez real de eventos de fuego en el corredor durante el período observado.</w:t>
+        <w:t xml:space="preserve">, un desbalance de clases severo y consistente con la escasez de eventos de fuego en el corredor durante el período observado.</w:t>
       </w:r>
     </w:p>
     <w:p>
@@ -3430,7 +2208,7 @@
         <w:t>(cell_id, forecast_time)</w:t>
       </w:r>
       <w:r>
-        <w:t xml:space="preserve">. El target se define como la existencia de un arribo FIRMS válido — una nueva detección satelital, agrupada algorítmicamente en un "raw episode" por proximidad espacial (2 km) y temporal (6 horas) — durante la ventana estrictamente futura </w:t>
+        <w:t xml:space="preserve">. El target se define como la existencia de un arribo FIRMS válido (una nueva detección satelital, agrupada algorítmicamente en un "raw episode" por proximidad espacial de 2 km y temporal de 6 horas) dentro de la ventana estrictamente futura </w:t>
       </w:r>
       <w:r>
         <w:rPr>
@@ -3441,7 +2219,7 @@
         <w:t>T &lt; t &lt;= T+6h</w:t>
       </w:r>
       <w:r>
-        <w:t xml:space="preserve">, con el horizonte de 6 horas congelado para todo el Hito. Una fila cuya celda está en periodo de cooldown tras un arribo anterior se excluye por completo del entrenamiento, en vez de etiquetarse falsamente como "sin riesgo". Es indispensable no confundir esta definición con una confirmación de incendio: </w:t>
+        <w:t xml:space="preserve">, con el horizonte de 6 horas congelado para todo el Hito. Una fila cuya celda está en periodo de cooldown tras un arribo anterior se excluye por completo del entrenamiento, en vez de etiquetarse como "sin riesgo". Esta definición no debe confundirse con una confirmación de incendio: </w:t>
       </w:r>
       <w:r>
         <w:rPr>
@@ -3458,7 +2236,7 @@
         <w:jc w:val="both"/>
       </w:pPr>
       <w:r>
-        <w:t xml:space="preserve">La validación del modelo (Modelo D: historial temporal, meteorología regional con lags causales, y topografía por celda) se realizó mediante particiones temporales walk-forward, entrenando siempre sobre años anteriores al año de prueba. La evidencia empírica resultante es limitada: el fold correspondiente a 2024 obtiene un desempeño </w:t>
+        <w:t xml:space="preserve">La validación del modelo (Modelo D: historial temporal, meteorología regional con lags causales y topografía por celda) se hizo mediante particiones temporales walk-forward, entrenando siempre sobre años anteriores al año de prueba. La evidencia empírica resultante es limitada: el fold de 2024 obtiene un desempeño </w:t>
       </w:r>
       <w:r>
         <w:rPr>
@@ -3469,10 +2247,7 @@
         <w:t>ADECUADO</w:t>
       </w:r>
       <w:r>
-        <w:t xml:space="preserve"> en las métricas exploratorias definidas, pero ese año coincide con el megaevento de incendio real del 03-02-2024, que concentra una fracción desproporcionada de las 107 detecciones positivas del dataset — el resultado de ese fold no debe leerse como evidencia de un desempeño estable frente a eventos ordinarios. Los folds restantes, con menos positivos aún, ofrecen soporte estadístico más débil. Esta limitación se declara explícitamente y no se oculta: el proyecto no afirma generalización predictiva demostr</w:t>
-      </w:r>
-      <w:r>
-        <w:t>ada bajo ningún criterio (sección 16).</w:t>
+        <w:t xml:space="preserve"> en las métricas exploratorias definidas, pero ese año coincide con el megaevento del 03-02-2024, que concentra una fracción desproporcionada de las 107 detecciones positivas del dataset, por lo que su resultado no debe leerse como evidencia de un desempeño estable frente a eventos ordinarios. Los folds restantes, con menos positivos aún, ofrecen un soporte estadístico más débil. Por esta razón, los resultados se consideran exploratorios y no demuestran generalización predictiva bajo ningún criterio (sección 16).</w:t>
       </w:r>
     </w:p>
     <w:p>
@@ -3601,10 +2376,7 @@
         <w:t>score_current_grid()</w:t>
       </w:r>
       <w:r>
-        <w:t xml:space="preserve"> y presenta un mapa y un panel de detalle sobre las 50 celdas del corredor. El ranking expone explícitamente los empates de score cuando el modelo no distingue entre celdas — en la corrida más reciente, 41 de 50 celdas comparten exactamente el mismo score, un hallazgo que el dashboard muestra en vez de ocultar artificialmente detrás de un orden más granular de lo real. Un valor topográfico sin cobertura de DEM se muestra como "N/D", nunca como cero. Un banner explícito advierte cuando la lectura meteorológi</w:t>
-      </w:r>
-      <w:r>
-        <w:t>ca usada tiene más de 12 o de 24 horas de antigüedad, para que el ranking mostrado nunca se confunda con una vigilancia en tiempo real. El prototipo es, en toda su extensión, una herramienta exploratoria de apoyo a la priorización — no un sistema operacional, no una alerta oficial, y no un reemplazo de CONAF o SENAPRED.</w:t>
+        <w:t xml:space="preserve"> y presenta un mapa y un panel de detalle sobre las 50 celdas del corredor. El ranking expone explícitamente los empates de score cuando el modelo no distingue entre celdas — en la corrida más reciente, 41 de 50 celdas comparten exactamente el mismo score, un hallazgo que el dashboard muestra en vez de ocultar artificialmente detrás de un orden más granular de lo real. Un valor topográfico sin cobertura de DEM se muestra como "N/D", nunca como cero. Un banner explícito advierte cuando la lectura meteorológica usada tiene más de 12 o de 24 horas de antigüedad, para que el ranking mostrado nunca se confunda con una vigilancia en tiempo real. El prototipo es, en toda su extensión, una herramienta exploratoria de apoyo a la priorización — no un sistema operacional, no una alerta oficial, y no un reemplazo de CONAF o SENAPRED.</w:t>
       </w:r>
     </w:p>
     <w:p>
@@ -3666,10 +2438,7 @@
         <w:t>src</w:t>
       </w:r>
       <w:r>
-        <w:t xml:space="preserve"> — por encima del umbral de 80% configurado en el proyecto. Un smoke test dedicado, que ensambla la aplicación Streamlit de punta a punta mediante el framework oficial de pruebas de Streamlit, pasa 5 de 5 casos. Diez criterios técnicos de verificación del cierre (no criterios de aceptación históricos de Sprint 1, sino verificaciones construidas específicamente para auditar el pipeline temporal el 07-09-2026) confirman, entre otros: que el prototipo no usa datos de demostración, que la meteorología se trata </w:t>
-      </w:r>
-      <w:r>
-        <w:t>como regional, que las features respetan causalidad estricta, que el ranking mantiene sus 50 celdas alineadas con su score correcto bajo cualquier reordenamiento interno, y que un dato DEM faltante nunca se convierte en cero.</w:t>
+        <w:t xml:space="preserve">, por encima del umbral de 80% configurado en el proyecto. Un smoke test dedicado, que ensambla la aplicación Streamlit de punta a punta con el framework oficial de pruebas de Streamlit, pasa 5 de 5 casos. Diez criterios técnicos de verificación del cierre (no criterios de aceptación históricos de Sprint 1, sino verificaciones construidas específicamente para auditar el pipeline temporal el 07-09-2026) confirman, entre otros, que el prototipo no usa datos de demostración, que la meteorología se trata como regional, que las features respetan causalidad estricta, que el ranking mantiene sus 50 celdas alineadas con su score correcto bajo cualquier reordenamiento interno, y que un dato DEM faltante nunca se convierte en cero.</w:t>
       </w:r>
     </w:p>
     <w:p>
@@ -3679,7 +2448,7 @@
         <w:jc w:val="both"/>
       </w:pPr>
       <w:r>
-        <w:t>Esta evidencia demuestra corrección técnica del código y del pipeline — no demuestra, por sí sola, capacidad predictiva científica. Que la suite completa pase no es evidencia de validez científica del modelo; son dos afirmaciones distintas que este informe nunca colapsa en una sola (ver también sección 7). El detalle completo de la estrategia de pruebas, clasificación por tipo, y los diez criterios técnicos verificados está en el Anexo C.</w:t>
+        <w:t>Esta evidencia demuestra corrección técnica del código y del pipeline, pero no demuestra por sí sola capacidad predictiva científica: que la suite completa pase no equivale a validez científica del modelo, son dos afirmaciones distintas (ver también sección 7). El detalle completo de la estrategia de pruebas, la clasificación por tipo y los diez criterios técnicos verificados está en el Anexo C.</w:t>
       </w:r>
     </w:p>
     <w:p>
@@ -3699,10 +2468,7 @@
         <w:jc w:val="both"/>
       </w:pPr>
       <w:r>
-        <w:t>La cadena requerimiento→historia de usuario→criterio de aceptación→prueba→resultado→evidencia es verificable para las diez historias/tareas Jira ya identificadas (sección 5), pero no está completa de extremo a extremo: el eslabón de criterio de aceptación histórico solo está documentado para seis de esos diez tickets (sección 16); los eslabones de prueba→resultado→evidencia sí están completos para los diez. A esto se suman brechas puntuales ya documentadas (integración CONAF pendiente, integración de limpie</w:t>
-      </w:r>
-      <w:r>
-        <w:t xml:space="preserve">za a producción pendiente). Para los siete requerimientos del pipeline temporal, la cadena técnica prueba→resultado→evidencia es igualmente completa — pero </w:t>
+        <w:t xml:space="preserve">La cadena requerimiento→historia de usuario→criterio de aceptación→prueba→resultado→evidencia es verificable para las diez historias y tareas Jira ya identificadas (sección 5), pero no está completa de extremo a extremo: el criterio de aceptación histórico solo está documentado para seis de esos diez tickets (sección 16), aunque el tramo prueba→resultado→evidencia sí está completo para los diez. A esto se suman brechas puntuales ya documentadas (integración CONAF pendiente, integración de limpieza a producción pendiente). Para los siete requerimientos del pipeline temporal, la cadena técnica prueba→resultado→evidencia también está completa, pero </w:t>
       </w:r>
       <w:r>
         <w:rPr>
@@ -3713,10 +2479,8 @@
       </w:r>
       <w:r>
         <w:t xml:space="preserve">. Esta es la brecha metodológica más </w:t>
-      </w:r>
-      <w:r>
         <w:lastRenderedPageBreak/>
-        <w:t>relevante identificada en todo el Hito: un incremento técnico real, auditado y verificado, construido sin el respaldo de gestión que la metodología exige. Se documenta como tal, no se disimula creando una historia retroactiva. El Anexo B contiene la matriz completa.</w:t>
+        <w:t>relevante de todo el Hito: un incremento técnico auditado y verificado, construido sin el respaldo de gestión que la metodología exige. El informe deja esa brecha registrada tal cual, sin crear una historia retroactiva para cerrarla. El Anexo B contiene la matriz completa.</w:t>
       </w:r>
     </w:p>
     <w:p>
@@ -3796,7 +2560,7 @@
         <w:jc w:val="both"/>
       </w:pPr>
       <w:r>
-        <w:t xml:space="preserve">Veintitrés riesgos fueron identificados y clasificados: siete provienen de una matriz de riesgo histórica ya existente en el proyecto, trece se reconstruyeron durante el cierre de este Hito a partir de hallazgos técnicos y metodológicos reales (auditados y fechados como tales, nunca presentados como registro histórico), y tres son limitaciones científicas documentadas. Por estado actual: </w:t>
+        <w:t xml:space="preserve">Se identificaron y clasificaron veintitrés riesgos: siete provienen de una matriz de riesgo histórica ya existente en el proyecto, trece se reconstruyeron durante el cierre de este Hito a partir de hallazgos técnicos y metodológicos (auditados y fechados como tales, nunca presentados como registro histórico), y tres son limitaciones científicas documentadas. Por estado actual: </w:t>
       </w:r>
       <w:r>
         <w:rPr>
@@ -3846,7 +2610,7 @@
         <w:t>tres aceptados como limitación científica</w:t>
       </w:r>
       <w:r>
-        <w:t xml:space="preserve"> explícita — nunca presentados como defectos corregibles. No existe evidencia de una revisión semanal de riesgos durante Sprint 1. La matriz completa, con probabilidad, impacto, exposición, responsable y evidencia de cada riesgo, está en el Anexo E.</w:t>
+        <w:t xml:space="preserve">, no como defectos corregibles. No hay evidencia de una revisión semanal de riesgos durante Sprint 1. La matriz completa, con probabilidad, impacto, exposición, responsable y evidencia de cada riesgo, está en el Anexo E.</w:t>
       </w:r>
     </w:p>
     <w:p>
@@ -3898,8 +2662,6 @@
       </w:r>
       <w:r>
         <w:t xml:space="preserve">: describen el mismo repositorio en dos instantes distintos, separados por una semana de trabajo adicional (el pipeline temporal completo se construyó después del cierre planificado del Sprint). La estrategia de ramas usa nomenclatura consistente </w:t>
-      </w:r>
-      <w:r>
         <w:lastRenderedPageBreak/>
         <w:t>(</w:t>
       </w:r>
@@ -4008,13 +2770,7 @@
         <w:jc w:val="both"/>
       </w:pPr>
       <w:r>
-        <w:t>El cierre de Sprint 1 distingue con cuidado la evidencia técnica (sólida, ya descrita) de la evidencia de gestión Scrum (ausente). No existe registro de un Sprint Goal acordado, de una Definition of Done definida antes del desarrollo, de una revisión semanal de riesgos, de una Sprint Review formal con participación externa, ni de una aceptación del incremento por alguien distinto al propio desarrollador. La única sesión con una persona real interactuando con el prototipo —documentada en un acta real— es una</w:t>
-      </w:r>
-      <w:r>
-        <w:t xml:space="preserve"> autoevaluación del propio desarrollador sobre usabilidad móvil de un componente distinto del dashboard, y se etiqueta como tal, nunca como una validación externa. Una retrospectiva de cierre, fechada explícitamente el 07-09-2026 y no atribuida a una fecha anterior, identifica qué funcionó y qué no tanto a nivel de producto como de proceso, y de ella derivan las acciones para Sprint 2 (sección 17). El detalle completo, incluida la tabla de historias de usuario con su estado actual y fecha de resolución, est</w:t>
-      </w:r>
-      <w:r>
-        <w:t>á en el Anexo G.</w:t>
+        <w:t xml:space="preserve">El cierre de Sprint 1 distingue con cuidado la evidencia técnica (sólida, ya descrita) de la evidencia de gestión Scrum (ausente). No hay registro de un Sprint Goal acordado, de una Definition of Done definida antes del desarrollo, de una revisión semanal de riesgos, de una Sprint Review formal con participación externa, ni de una aceptación del incremento por alguien distinto al propio desarrollador. La única sesión con una persona interactuando con el prototipo, documentada en un acta, es una autoevaluación del propio desarrollador sobre la usabilidad móvil de un componente distinto del dashboard, y se registra como tal, no como una validación externa. Una retrospectiva de cierre, fechada el 07-09-2026 y no atribuida a una fecha anterior, identifica qué funcionó y qué no tanto a nivel de producto como de proceso, y de ella derivan las acciones para Sprint 2 (sección 17). El detalle completo, incluida la tabla de historias de usuario con su estado actual y fecha de resolución, está en el Anexo G.</w:t>
       </w:r>
     </w:p>
     <w:p>
@@ -4301,14 +3057,9 @@
         <w:jc w:val="both"/>
       </w:pPr>
       <w:r>
-        <w:t>El Hito 1 entrega un incremento funcional real: integración verificada de tres fuentes de datos públicas, un pipeline temporal causal con seis hallazgos técnicos (cuatro defectos materializados y dos riesgos preventivos) blindados por prueba, trazabilidad técnica de requerimiento a evidencia, una suite reproducible que pasa en su totalidad, y un prototipo GIS funcional que expone honestamente sus propios límites (empates de score, datos faltantes, frescura de la meteorología). La evidencia empírica sobre ca</w:t>
-      </w:r>
-      <w:r>
-        <w:t xml:space="preserve">pacidad predictiva sigue siendo limitada, y así se declara explícitamente. La disciplina de gestión de Sprint —la dimensión </w:t>
-      </w:r>
-      <w:r>
+        <w:t xml:space="preserve">El Hito 1 entrega un incremento funcional: integración verificada de tres fuentes de datos públicas, un pipeline temporal causal con seis hallazgos técnicos (cuatro defectos materializados y dos riesgos preventivos) blindados por prueba, trazabilidad técnica de requerimiento a evidencia, una suite reproducible que pasa en su totalidad, y un prototipo GIS funcional que expone sus propios límites (empates de score, datos faltantes, frescura de la meteorología). La evidencia empírica sobre capacidad predictiva sigue siendo limitada. La disciplina de gestión de Sprint, la dimensión </w:t>
         <w:lastRenderedPageBreak/>
-        <w:t>donde este cierre es más débil— no tiene evidencia histórica recuperable, y se convierte en el punto de partida concreto para Sprint 2, no en una brecha que este informe minimice. El proyecto llega a este Hito con una base técnica sólida y verificable, y con una lista explícita, priorizada y accionable de lo que falta por construir en la dimensión de proceso.</w:t>
+        <w:t>donde este cierre es más débil, no tiene evidencia histórica recuperable y se convierte en el punto de partida concreto para Sprint 2. El proyecto llega a este Hito con una base técnica sólida y verificable, y con una lista priorizada y accionable de lo que falta por construir en la dimensión de proceso.</w:t>
       </w:r>
     </w:p>
     <w:p>
